--- a/Docs/documentacion final/Manuales de usuario/Manual_Usuario_YESA_Auxiliar.docx
+++ b/Docs/documentacion final/Manuales de usuario/Manual_Usuario_YESA_Auxiliar.docx
@@ -184,7 +184,7 @@
     </w:p>
     <w:p>
       <w:r>
-        <w:t>Este documento está orientado especialmente a auxiliar del sistema YESA. El auxiliar apoya la operación de la tienda revisando órdenes, colaborando en gestión limitada y ayudando a mantener organizada la información.</w:t>
+        <w:t>Este documento está orientado especialmente a auxiliar del sistema YESA. El auxiliar apoya la operación de la tienda con permisos limitados: puede revisar pedidos, mantener el catálogo básico y atender soporte, pero no gestiona usuarios ni elimina registros.</w:t>
       </w:r>
     </w:p>
     <w:p>
@@ -364,7 +364,7 @@
         <w:pStyle w:val="ListBullet"/>
       </w:pPr>
       <w:r>
-        <w:t>Módulo administrativo: menú de administración con accesos a Dashboard, Categorías, Subcategorías, Productos, Pedidos, Usuarios y Cotizaciones según el rol.</w:t>
+        <w:t>Módulo administrativo: menú de administración con accesos a Dashboard, Categorías, Subcategorías, Productos, Pedidos y Soporte para auxiliares, y además Usuarios y Cotizaciones para administradores.</w:t>
       </w:r>
     </w:p>
     <w:p>
@@ -548,7 +548,7 @@
         <w:pStyle w:val="ListBullet"/>
       </w:pPr>
       <w:r>
-        <w:t>Los auxiliares y administradores ven el menú 'Administración' con accesos a Dashboard, Categorías, Subcategorías, Productos y Pedidos.</w:t>
+        <w:t>Los auxiliares ven el menú 'Administración' con accesos a Dashboard, Pedidos, Categorías, Subcategorías, Productos y Soporte, con permisos limitados.</w:t>
       </w:r>
     </w:p>
     <w:p>
@@ -920,7 +920,7 @@
         <w:pStyle w:val="ListBullet"/>
       </w:pPr>
       <w:r>
-        <w:t>Los auxiliares y administradores ven el menú 'Administración' con accesos rápidos a Dashboard, Categorías, Subcategorías, Productos y Pedidos.</w:t>
+        <w:t>Los auxiliares ven el menú 'Administración' con accesos a Dashboard, Pedidos, Categorías, Subcategorías, Productos y Soporte, pero con alcance limitado.</w:t>
       </w:r>
     </w:p>
     <w:p>
@@ -928,7 +928,7 @@
         <w:pStyle w:val="ListBullet"/>
       </w:pPr>
       <w:r>
-        <w:t>Los administradores ven en el menú de administración accesos adicionales a Usuarios y Cotizaciones.</w:t>
+        <w:t>Los administradores ven además accesos a Usuarios y Cotizaciones para cubrir funciones de gestión completa.</w:t>
       </w:r>
     </w:p>
     <w:p>
@@ -1751,12 +1751,12 @@
         <w:pStyle w:val="Heading2"/>
       </w:pPr>
       <w:r>
-        <w:t>Dashboard administrativo</w:t>
-      </w:r>
-    </w:p>
-    <w:p>
-      <w:r>
-        <w:t>El dashboard ofrece una vista general del estado de la tienda y permite abrir rápidamente las funciones administrativas más importantes.</w:t>
+        <w:t>Dashboard administrativo (auxiliar)</w:t>
+      </w:r>
+    </w:p>
+    <w:p>
+      <w:r>
+        <w:t>El dashboard del auxiliar ofrece una vista general de las operaciones clave del negocio y accesos rápidos a tareas de apoyo, sin incluir funciones de administración completa.</w:t>
       </w:r>
     </w:p>
     <w:p>
@@ -1772,7 +1772,7 @@
         <w:pStyle w:val="ListBullet"/>
       </w:pPr>
       <w:r>
-        <w:t>Tarjetas principales de KPI para Productos, Pedidos, Usuarios, Ventas Totales, Categorías, Subcategorías, Cotizaciones y Soporte.</w:t>
+        <w:t>Tarjetas de KPI centradas en pedidos, catálogo y soporte, con enfoque operativo.</w:t>
       </w:r>
     </w:p>
     <w:p>
@@ -1780,7 +1780,7 @@
         <w:pStyle w:val="ListBullet"/>
       </w:pPr>
       <w:r>
-        <w:t>Clic en una tarjeta de KPI para ir directamente a la sección relacionada.</w:t>
+        <w:t>Accesos directos para revisar pedidos, mantener categorías y productos básicos, y atender tickets.</w:t>
       </w:r>
     </w:p>
     <w:p>
@@ -1788,7 +1788,20 @@
         <w:pStyle w:val="ListBullet"/>
       </w:pPr>
       <w:r>
-        <w:t>Sección 'Distribución de Pedidos' con resúmenes por estado y porcentaje del total.</w:t>
+        <w:t>No incluye gestión de usuarios ni cotizaciones; esas funciones quedan reservadas al administrador.</w:t>
+      </w:r>
+    </w:p>
+    <w:p>
+      <w:pPr>
+        <w:pStyle w:val="Heading2"/>
+      </w:pPr>
+      <w:r>
+        <w:t>Gestión de pedidos (auxiliar)</w:t>
+      </w:r>
+    </w:p>
+    <w:p>
+      <w:r>
+        <w:t>Permite revisar los pedidos, aplicar filtros y cambiar su estado desde una vista centralizada, dentro del alcance del rol de apoyo.</w:t>
       </w:r>
     </w:p>
     <w:p>
@@ -1796,7 +1809,7 @@
         <w:pStyle w:val="ListBullet"/>
       </w:pPr>
       <w:r>
-        <w:t>Sección 'Actividad Reciente' con los últimos pedidos del sistema y acceso directo a 'Ver detalle'.</w:t>
+        <w:t>Botón 'Volver' para regresar al dashboard administrativo.</w:t>
       </w:r>
     </w:p>
     <w:p>
@@ -1804,7 +1817,39 @@
         <w:pStyle w:val="ListBullet"/>
       </w:pPr>
       <w:r>
-        <w:t>Sección 'Acciones Rápidas' con accesos a 'Nuevo Producto', 'Nueva Categoría', 'Subcategorías', 'Gestionar Pedidos', 'Nuevo Usuario' y 'Cotizaciones'.</w:t>
+        <w:t>Campo 'Buscar cliente' para localizar pedidos por nombre o correo del cliente.</w:t>
+      </w:r>
+    </w:p>
+    <w:p>
+      <w:pPr>
+        <w:pStyle w:val="ListBullet"/>
+      </w:pPr>
+      <w:r>
+        <w:t>Filtros por 'Estado', 'Fecha inicio', 'Fecha fin' y opción para ordenar por fecha.</w:t>
+      </w:r>
+    </w:p>
+    <w:p>
+      <w:pPr>
+        <w:pStyle w:val="ListBullet"/>
+      </w:pPr>
+      <w:r>
+        <w:t>Botón 'Ver detalle' para abrir la información completa del pedido y sus productos.</w:t>
+      </w:r>
+    </w:p>
+    <w:p>
+      <w:pPr>
+        <w:pStyle w:val="ListBullet"/>
+      </w:pPr>
+      <w:r>
+        <w:t>Botones en cada fila para cambiar el estado: 'En Proceso', 'Cancelar', 'Enviar' o 'Entregar', según el estado actual.</w:t>
+      </w:r>
+    </w:p>
+    <w:p>
+      <w:pPr>
+        <w:pStyle w:val="ListBullet"/>
+      </w:pPr>
+      <w:r>
+        <w:t>Se limita a seguimiento y actualización de estado; no puede eliminar pedidos ni administrar usuarios asociados.</w:t>
       </w:r>
     </w:p>
     <w:p>
@@ -1812,12 +1857,12 @@
         <w:pStyle w:val="Heading2"/>
       </w:pPr>
       <w:r>
-        <w:t>Gestión de pedidos (auxiliar)</w:t>
-      </w:r>
-    </w:p>
-    <w:p>
-      <w:r>
-        <w:t>Permite revisar los pedidos, aplicar filtros y cambiar su estado desde una vista centralizada.</w:t>
+        <w:t>Gestión limitada de categorías</w:t>
+      </w:r>
+    </w:p>
+    <w:p>
+      <w:r>
+        <w:t>La sección de categorías permite al auxiliar mantener el catálogo básico con permisos restringidos.</w:t>
       </w:r>
     </w:p>
     <w:p>
@@ -1825,7 +1870,7 @@
         <w:pStyle w:val="ListBullet"/>
       </w:pPr>
       <w:r>
-        <w:t>Botón 'Volver' para regresar al dashboard administrativo.</w:t>
+        <w:t>Botón 'Nueva Categoría' para abrir el modal de creación.</w:t>
       </w:r>
     </w:p>
     <w:p>
@@ -1833,7 +1878,7 @@
         <w:pStyle w:val="ListBullet"/>
       </w:pPr>
       <w:r>
-        <w:t>Botón 'Exportar' con menú desplegable para descargar en PDF o Excel los pedidos filtrados.</w:t>
+        <w:t>Botones 'Editar' para modificar nombre, descripción y estado.</w:t>
       </w:r>
     </w:p>
     <w:p>
@@ -1841,7 +1886,7 @@
         <w:pStyle w:val="ListBullet"/>
       </w:pPr>
       <w:r>
-        <w:t>Campo 'Buscar cliente' para localizar pedidos por nombre o correo del cliente.</w:t>
+        <w:t>Botón 'Activar' o 'Desactivar' para cambiar la disponibilidad de la categoría.</w:t>
       </w:r>
     </w:p>
     <w:p>
@@ -1849,7 +1894,7 @@
         <w:pStyle w:val="ListBullet"/>
       </w:pPr>
       <w:r>
-        <w:t>Filtros por 'Estado', 'Fecha inicio', 'Fecha fin' y opción para ordenar por fecha.</w:t>
+        <w:t>No se permite eliminar categorías; esa acción es exclusiva del administrador.</w:t>
       </w:r>
     </w:p>
     <w:p>
@@ -1857,7 +1902,20 @@
         <w:pStyle w:val="ListBullet"/>
       </w:pPr>
       <w:r>
-        <w:t>Botón 'Ver detalle' para abrir el modal con información completa del pedido y sus productos.</w:t>
+        <w:t>Los filtros de búsqueda y estado ayudan a localizar categorías de forma rápida.</w:t>
+      </w:r>
+    </w:p>
+    <w:p>
+      <w:pPr>
+        <w:pStyle w:val="Heading2"/>
+      </w:pPr>
+      <w:r>
+        <w:t>Gestión limitada de subcategorías</w:t>
+      </w:r>
+    </w:p>
+    <w:p>
+      <w:r>
+        <w:t>La gestión de subcategorías permite apoyar la organización del catálogo, sin acceso a operaciones críticas.</w:t>
       </w:r>
     </w:p>
     <w:p>
@@ -1865,7 +1923,7 @@
         <w:pStyle w:val="ListBullet"/>
       </w:pPr>
       <w:r>
-        <w:t>Botones en cada fila para cambiar el estado: 'En Proceso', 'Cancelar', 'Enviar' o 'Entregar', según el estado actual.</w:t>
+        <w:t>Botón 'Nueva Subcategoría' para abrir el formulario de registro.</w:t>
       </w:r>
     </w:p>
     <w:p>
@@ -1873,7 +1931,31 @@
         <w:pStyle w:val="ListBullet"/>
       </w:pPr>
       <w:r>
-        <w:t>En el modal de detalle se muestran también los botones de cambio de estado: 'Pendiente', 'En Proceso', 'Enviado', 'Entregado' y 'Cancelado'.</w:t>
+        <w:t>Botón 'Editar' para cambiar nombre, descripción, categoría asociada y estado.</w:t>
+      </w:r>
+    </w:p>
+    <w:p>
+      <w:pPr>
+        <w:pStyle w:val="ListBullet"/>
+      </w:pPr>
+      <w:r>
+        <w:t>Botón 'Activar' o 'Desactivar' para cambiar el estado de la subcategoría.</w:t>
+      </w:r>
+    </w:p>
+    <w:p>
+      <w:pPr>
+        <w:pStyle w:val="ListBullet"/>
+      </w:pPr>
+      <w:r>
+        <w:t>No se permite eliminar subcategorías; esa tarea queda reservada al administrador.</w:t>
+      </w:r>
+    </w:p>
+    <w:p>
+      <w:pPr>
+        <w:pStyle w:val="ListBullet"/>
+      </w:pPr>
+      <w:r>
+        <w:t>Se pueden aplicar filtros por categoría y estado para encontrar registros fácilmente.</w:t>
       </w:r>
     </w:p>
     <w:p>
@@ -1881,12 +1963,12 @@
         <w:pStyle w:val="Heading2"/>
       </w:pPr>
       <w:r>
-        <w:t>Gestión de categorías</w:t>
-      </w:r>
-    </w:p>
-    <w:p>
-      <w:r>
-        <w:t>La sección de categorías permite crear, editar, activar, desactivar y eliminar categorías del catálogo.</w:t>
+        <w:t>Gestión limitada de productos</w:t>
+      </w:r>
+    </w:p>
+    <w:p>
+      <w:r>
+        <w:t>La sección de productos permite al auxiliar actualizar información básica y disponibilidad del catálogo, sin permisos completos de administración.</w:t>
       </w:r>
     </w:p>
     <w:p>
@@ -1894,7 +1976,7 @@
         <w:pStyle w:val="ListBullet"/>
       </w:pPr>
       <w:r>
-        <w:t>Botón 'Exportar' para generar un reporte en PDF o Excel de las categorías filtradas.</w:t>
+        <w:t>Botón 'Nuevo Producto' para abrir el modal de creación.</w:t>
       </w:r>
     </w:p>
     <w:p>
@@ -1902,7 +1984,7 @@
         <w:pStyle w:val="ListBullet"/>
       </w:pPr>
       <w:r>
-        <w:t>Menú de acción masiva con 'Activar todas' y 'Desactivar todas' para las categorías visibles con filtros.</w:t>
+        <w:t>Filtros por búsqueda, categoría, subcategoría y rango de precio.</w:t>
       </w:r>
     </w:p>
     <w:p>
@@ -1910,7 +1992,7 @@
         <w:pStyle w:val="ListBullet"/>
       </w:pPr>
       <w:r>
-        <w:t>Botón 'Nueva Categoría' para abrir el modal de creación.</w:t>
+        <w:t>Botón 'Editar' para modificar nombre, descripción, precio, stock, categoría, subcategoría, activo e imagen.</w:t>
       </w:r>
     </w:p>
     <w:p>
@@ -1918,7 +2000,7 @@
         <w:pStyle w:val="ListBullet"/>
       </w:pPr>
       <w:r>
-        <w:t>Botones 'Editar' en cada fila para modificar nombre, descripción y estado.</w:t>
+        <w:t>Botón 'Activar' o 'Desactivar' para cambiar la visibilidad del producto.</w:t>
       </w:r>
     </w:p>
     <w:p>
@@ -1926,7 +2008,7 @@
         <w:pStyle w:val="ListBullet"/>
       </w:pPr>
       <w:r>
-        <w:t>Botón 'Eliminar' para borrar una categoría con confirmación.</w:t>
+        <w:t>No se permite eliminar productos; esa acción solo la realiza el administrador.</w:t>
       </w:r>
     </w:p>
     <w:p>
@@ -1934,7 +2016,20 @@
         <w:pStyle w:val="ListBullet"/>
       </w:pPr>
       <w:r>
-        <w:t>Botón 'Activar' o 'Desactivar' para cambiar el estado de cada categoría individualmente.</w:t>
+        <w:t>La gestión está enfocada en mantener actualizado el inventario y el catálogo básico.</w:t>
+      </w:r>
+    </w:p>
+    <w:p>
+      <w:pPr>
+        <w:pStyle w:val="Heading2"/>
+      </w:pPr>
+      <w:r>
+        <w:t>Soporte y atención</w:t>
+      </w:r>
+    </w:p>
+    <w:p>
+      <w:r>
+        <w:t>La sección de soporte permite revisar mensajes recibidos y responderlos desde la plataforma, dentro del alcance del rol de apoyo.</w:t>
       </w:r>
     </w:p>
     <w:p>
@@ -1942,20 +2037,7 @@
         <w:pStyle w:val="ListBullet"/>
       </w:pPr>
       <w:r>
-        <w:t>Filtros de búsqueda, estado y orden por nombre, además del botón 'Limpiar filtros'.</w:t>
-      </w:r>
-    </w:p>
-    <w:p>
-      <w:pPr>
-        <w:pStyle w:val="Heading2"/>
-      </w:pPr>
-      <w:r>
-        <w:t>Gestión de subcategorías</w:t>
-      </w:r>
-    </w:p>
-    <w:p>
-      <w:r>
-        <w:t>La gestión de subcategorías controla la creación y organización de las subcategorías del catálogo.</w:t>
+        <w:t>Campos de filtro por búsqueda, estado y asunto para ubicar tickets específicos.</w:t>
       </w:r>
     </w:p>
     <w:p>
@@ -1963,7 +2045,7 @@
         <w:pStyle w:val="ListBullet"/>
       </w:pPr>
       <w:r>
-        <w:t>Botón 'Exportar' para guardar la lista en PDF o Excel.</w:t>
+        <w:t>Botón 'Ver detalle' para abrir el contenido completo del mensaje de contacto.</w:t>
       </w:r>
     </w:p>
     <w:p>
@@ -1971,7 +2053,7 @@
         <w:pStyle w:val="ListBullet"/>
       </w:pPr>
       <w:r>
-        <w:t>Menú de acción masiva con 'Activar todas' y 'Desactivar todas' para las subcategorías filtradas.</w:t>
+        <w:t>Botón 'Responder' para escribir y enviar una respuesta al usuario.</w:t>
       </w:r>
     </w:p>
     <w:p>
@@ -1979,7 +2061,7 @@
         <w:pStyle w:val="ListBullet"/>
       </w:pPr>
       <w:r>
-        <w:t>Botón 'Nueva Subcategoría' para abrir el formulario de registro.</w:t>
+        <w:t>Botón 'Cerrar ticket' para finalizar el caso cuando se resuelve.</w:t>
       </w:r>
     </w:p>
     <w:p>
@@ -1987,7 +2069,15 @@
         <w:pStyle w:val="ListBullet"/>
       </w:pPr>
       <w:r>
-        <w:t>Botón 'Editar' para cambiar nombre, descripción, categoría asociada y estado.</w:t>
+        <w:t>El auxiliar no gestiona usuarios ni cotizaciones; solo apoya la atención de soporte operativa.</w:t>
+      </w:r>
+    </w:p>
+    <w:p>
+      <w:pPr>
+        <w:pStyle w:val="Heading1"/>
+      </w:pPr>
+      <w:r>
+        <w:t>7. Gestión del catálogo y productos</w:t>
       </w:r>
     </w:p>
     <w:p>
@@ -1995,7 +2085,7 @@
         <w:pStyle w:val="ListBullet"/>
       </w:pPr>
       <w:r>
-        <w:t>Botón 'Eliminar' para borrar la subcategoría con confirmación.</w:t>
+        <w:t>Use la página de catálogo para ver todas las tarjetas de producto con imagen, nombre, precio y stock.</w:t>
       </w:r>
     </w:p>
     <w:p>
@@ -2003,7 +2093,7 @@
         <w:pStyle w:val="ListBullet"/>
       </w:pPr>
       <w:r>
-        <w:t>Botón 'Activar' o 'Desactivar' para cambiar el estado individualmente.</w:t>
+        <w:t>Escriba en la barra de búsqueda para filtrar productos por palabra clave; el sistema actualiza la lista y la URL.</w:t>
       </w:r>
     </w:p>
     <w:p>
@@ -2011,20 +2101,7 @@
         <w:pStyle w:val="ListBullet"/>
       </w:pPr>
       <w:r>
-        <w:t>Filtros por búsqueda, categoría, estado y orden por nombre, con botón 'Limpiar'.</w:t>
-      </w:r>
-    </w:p>
-    <w:p>
-      <w:pPr>
-        <w:pStyle w:val="Heading2"/>
-      </w:pPr>
-      <w:r>
-        <w:t>Gestión de productos</w:t>
-      </w:r>
-    </w:p>
-    <w:p>
-      <w:r>
-        <w:t>La sección de productos permite crear, editar y controlar la disponibilidad de los artículos del catálogo.</w:t>
+        <w:t>Seleccione una categoría en el menú superior para ver solo productos de esa categoría.</w:t>
       </w:r>
     </w:p>
     <w:p>
@@ -2032,7 +2109,7 @@
         <w:pStyle w:val="ListBullet"/>
       </w:pPr>
       <w:r>
-        <w:t>Botón 'Exportar' para descargar un reporte de productos filtrados en PDF o Excel.</w:t>
+        <w:t>Desde cada tarjeta, use el botón 'Ver' para abrir la ficha del producto y revisar detalles completos.</w:t>
       </w:r>
     </w:p>
     <w:p>
@@ -2040,7 +2117,7 @@
         <w:pStyle w:val="ListBullet"/>
       </w:pPr>
       <w:r>
-        <w:t>Botón 'Nuevo Producto' para abrir el modal de creación.</w:t>
+        <w:t>Use el botón 'Agregar al carrito' en la tarjeta o en la ficha para enviar el producto al carrito.</w:t>
       </w:r>
     </w:p>
     <w:p>
@@ -2048,7 +2125,7 @@
         <w:pStyle w:val="ListBullet"/>
       </w:pPr>
       <w:r>
-        <w:t>Filtros por búsqueda, categoría, subcategoría, rango de precio y orden por nombre.</w:t>
+        <w:t>Use el botón 'Personalizar' para crear un diseño propio desde el producto seleccionado.</w:t>
       </w:r>
     </w:p>
     <w:p>
@@ -2056,7 +2133,15 @@
         <w:pStyle w:val="ListBullet"/>
       </w:pPr>
       <w:r>
-        <w:t>Botón 'Editar' para modificar nombre, descripción, precio, stock, categoría, subcategoría, activo e imagen.</w:t>
+        <w:t>Revise el producto en detalle antes de agregarlo al carrito para asegurar precio y disponibilidad.</w:t>
+      </w:r>
+    </w:p>
+    <w:p>
+      <w:pPr>
+        <w:pStyle w:val="Heading1"/>
+      </w:pPr>
+      <w:r>
+        <w:t>8. Gestión del carrito, favoritos y pedidos</w:t>
       </w:r>
     </w:p>
     <w:p>
@@ -2064,7 +2149,7 @@
         <w:pStyle w:val="ListBullet"/>
       </w:pPr>
       <w:r>
-        <w:t>Botón 'Eliminar' para quitar un producto del catálogo.</w:t>
+        <w:t>Seleccione un producto y agrégalo al carrito cuando lo quiera comprar.</w:t>
       </w:r>
     </w:p>
     <w:p>
@@ -2072,7 +2157,7 @@
         <w:pStyle w:val="ListBullet"/>
       </w:pPr>
       <w:r>
-        <w:t>Botón 'Activar' o 'Desactivar' para cambiar la visibilidad del producto.</w:t>
+        <w:t>Revise los productos agregados antes de confirmar la compra.</w:t>
       </w:r>
     </w:p>
     <w:p>
@@ -2080,7 +2165,7 @@
         <w:pStyle w:val="ListBullet"/>
       </w:pPr>
       <w:r>
-        <w:t>Botón de acción masiva para activar o desactivar todos los productos filtrados.</w:t>
+        <w:t>Modifique cantidades o elimine artículos si cambió de opinión.</w:t>
       </w:r>
     </w:p>
     <w:p>
@@ -2088,20 +2173,7 @@
         <w:pStyle w:val="ListBullet"/>
       </w:pPr>
       <w:r>
-        <w:t>Sección de 'Vista Previa' para adjuntar una imagen del producto desde el modal de edición o creación.</w:t>
-      </w:r>
-    </w:p>
-    <w:p>
-      <w:pPr>
-        <w:pStyle w:val="Heading2"/>
-      </w:pPr>
-      <w:r>
-        <w:t>Soporte</w:t>
-      </w:r>
-    </w:p>
-    <w:p>
-      <w:r>
-        <w:t>La sección de soporte permite revisar mensajes recibidos y responderlos desde la plataforma.</w:t>
+        <w:t>Use favoritos cuando quiera guardar un producto para revisarlo más tarde.</w:t>
       </w:r>
     </w:p>
     <w:p>
@@ -2109,7 +2181,7 @@
         <w:pStyle w:val="ListBullet"/>
       </w:pPr>
       <w:r>
-        <w:t>Campos de filtro por búsqueda, estado y asunto para ubicar tickets específicos.</w:t>
+        <w:t>Confirme la compra solo cuando esté seguro de los productos, cantidades y total.</w:t>
       </w:r>
     </w:p>
     <w:p>
@@ -2117,7 +2189,15 @@
         <w:pStyle w:val="ListBullet"/>
       </w:pPr>
       <w:r>
-        <w:t>Botón 'Ver detalle' para abrir el contenido completo del mensaje de contacto.</w:t>
+        <w:t>Revise la sección de pedidos para ver el estado del proceso de compra.</w:t>
+      </w:r>
+    </w:p>
+    <w:p>
+      <w:pPr>
+        <w:pStyle w:val="Heading1"/>
+      </w:pPr>
+      <w:r>
+        <w:t>9. Personalización y cotizaciones</w:t>
       </w:r>
     </w:p>
     <w:p>
@@ -2125,7 +2205,7 @@
         <w:pStyle w:val="ListBullet"/>
       </w:pPr>
       <w:r>
-        <w:t>Botón 'Responder' para escribir y enviar una respuesta al usuario.</w:t>
+        <w:t>Acceda a la pantalla de personalización para modificar un producto con vista 3D.</w:t>
       </w:r>
     </w:p>
     <w:p>
@@ -2133,7 +2213,7 @@
         <w:pStyle w:val="ListBullet"/>
       </w:pPr>
       <w:r>
-        <w:t>Botón 'Cerrar ticket' para finalizar el caso cuando se resuelve.</w:t>
+        <w:t>Use los botones '-' y '+' para ajustar el zoom, y el botón de rotación para iniciar o detener la rotación automática.</w:t>
       </w:r>
     </w:p>
     <w:p>
@@ -2141,7 +2221,95 @@
         <w:pStyle w:val="ListBullet"/>
       </w:pPr>
       <w:r>
-        <w:t>Cada mensaje puede tener estado 'Pendiente', 'Revisado', 'Respondido' o 'Cerrado'.</w:t>
+        <w:t>Active la pantalla completa para ver el diseño en modo ampliado.</w:t>
+      </w:r>
+    </w:p>
+    <w:p>
+      <w:pPr>
+        <w:pStyle w:val="ListBullet"/>
+      </w:pPr>
+      <w:r>
+        <w:t>Cambie los colores de Interior, Base, Exterior y Asa con los selectores de color.</w:t>
+      </w:r>
+    </w:p>
+    <w:p>
+      <w:pPr>
+        <w:pStyle w:val="ListBullet"/>
+      </w:pPr>
+      <w:r>
+        <w:t>Use 'Agregar texto' para abrir el editor de texto, seleccione fuente, tamaño y color y confirme con 'Aplicar texto'.</w:t>
+      </w:r>
+    </w:p>
+    <w:p>
+      <w:pPr>
+        <w:pStyle w:val="ListBullet"/>
+      </w:pPr>
+      <w:r>
+        <w:t>Use 'Elegir archivo' para subir una textura propia en JPG, PNG o GIF de hasta 25MB.</w:t>
+      </w:r>
+    </w:p>
+    <w:p>
+      <w:pPr>
+        <w:pStyle w:val="ListBullet"/>
+      </w:pPr>
+      <w:r>
+        <w:t>Use los controles de posición para mover la textura cargada arriba, abajo, izquierda o derecha.</w:t>
+      </w:r>
+    </w:p>
+    <w:p>
+      <w:pPr>
+        <w:pStyle w:val="ListBullet"/>
+      </w:pPr>
+      <w:r>
+        <w:t>Use los botones de escala para aumentar o disminuir el tamaño de la textura cargada.</w:t>
+      </w:r>
+    </w:p>
+    <w:p>
+      <w:pPr>
+        <w:pStyle w:val="ListBullet"/>
+      </w:pPr>
+      <w:r>
+        <w:t>Use 'Limpiar' para eliminar la textura actual y volver a los colores básicos.</w:t>
+      </w:r>
+    </w:p>
+    <w:p>
+      <w:pPr>
+        <w:pStyle w:val="ListBullet"/>
+      </w:pPr>
+      <w:r>
+        <w:t>Complete el campo 'Nombre del diseño para la cotización' y 'Notas para la cotización' antes de cotizar.</w:t>
+      </w:r>
+    </w:p>
+    <w:p>
+      <w:pPr>
+        <w:pStyle w:val="ListBullet"/>
+      </w:pPr>
+      <w:r>
+        <w:t>Presione 'Cotizar producto' para generar una cotización basada en el diseño actual.</w:t>
+      </w:r>
+    </w:p>
+    <w:p>
+      <w:pPr>
+        <w:pStyle w:val="ListBullet"/>
+      </w:pPr>
+      <w:r>
+        <w:t>Use 'Guardar diseño' para conservar el diseño en la lista de diseños guardados.</w:t>
+      </w:r>
+    </w:p>
+    <w:p>
+      <w:pPr>
+        <w:pStyle w:val="ListBullet"/>
+      </w:pPr>
+      <w:r>
+        <w:t>Use 'Compartir' para copiar un enlace e invitar a otra persona a ver el diseño.</w:t>
+      </w:r>
+    </w:p>
+    <w:p>
+      <w:pPr>
+        <w:pStyle w:val="ListBullet"/>
+      </w:pPr>
+      <w:r>
+        <w:t>Si no está autenticado, el sistema muestra un aviso y redirige al login conservando el diseño.</w:t>
       </w:r>
     </w:p>
     <w:p>
@@ -2149,7 +2317,12 @@
         <w:pStyle w:val="Heading1"/>
       </w:pPr>
       <w:r>
-        <w:t>7. Gestión del catálogo y productos</w:t>
+        <w:t>10. Restricciones y responsabilidades del rol</w:t>
+      </w:r>
+    </w:p>
+    <w:p>
+      <w:r>
+        <w:t>El auxiliar apoya la operación de la tienda con permisos limitados: puede revisar pedidos, mantener el catálogo básico y atender soporte, pero no gestiona usuarios ni elimina registros.</w:t>
       </w:r>
     </w:p>
     <w:p>
@@ -2157,7 +2330,7 @@
         <w:pStyle w:val="ListBullet"/>
       </w:pPr>
       <w:r>
-        <w:t>Use la página de catálogo para ver todas las tarjetas de producto con imagen, nombre, precio y stock.</w:t>
+        <w:t>Puede revisar pedidos, crear o editar categorías, subcategorías y productos, y responder tickets de soporte.</w:t>
       </w:r>
     </w:p>
     <w:p>
@@ -2165,7 +2338,7 @@
         <w:pStyle w:val="ListBullet"/>
       </w:pPr>
       <w:r>
-        <w:t>Escriba en la barra de búsqueda para filtrar productos por palabra clave; el sistema actualiza la lista y la URL.</w:t>
+        <w:t>Debe evitar eliminar registros, modificar usuarios o cambiar roles sin autorización del administrador.</w:t>
       </w:r>
     </w:p>
     <w:p>
@@ -2173,252 +2346,7 @@
         <w:pStyle w:val="ListBullet"/>
       </w:pPr>
       <w:r>
-        <w:t>Seleccione una categoría en el menú superior para ver solo productos de esa categoría.</w:t>
-      </w:r>
-    </w:p>
-    <w:p>
-      <w:pPr>
-        <w:pStyle w:val="ListBullet"/>
-      </w:pPr>
-      <w:r>
-        <w:t>Desde cada tarjeta, use el botón 'Ver' para abrir la ficha del producto y revisar detalles completos.</w:t>
-      </w:r>
-    </w:p>
-    <w:p>
-      <w:pPr>
-        <w:pStyle w:val="ListBullet"/>
-      </w:pPr>
-      <w:r>
-        <w:t>Use el botón 'Agregar al carrito' en la tarjeta o en la ficha para enviar el producto al carrito.</w:t>
-      </w:r>
-    </w:p>
-    <w:p>
-      <w:pPr>
-        <w:pStyle w:val="ListBullet"/>
-      </w:pPr>
-      <w:r>
-        <w:t>Use el botón 'Personalizar' para crear un diseño propio desde el producto seleccionado.</w:t>
-      </w:r>
-    </w:p>
-    <w:p>
-      <w:pPr>
-        <w:pStyle w:val="ListBullet"/>
-      </w:pPr>
-      <w:r>
-        <w:t>Revise el producto en detalle antes de agregarlo al carrito para asegurar precio y disponibilidad.</w:t>
-      </w:r>
-    </w:p>
-    <w:p>
-      <w:pPr>
-        <w:pStyle w:val="Heading1"/>
-      </w:pPr>
-      <w:r>
-        <w:t>8. Gestión del carrito, favoritos y pedidos</w:t>
-      </w:r>
-    </w:p>
-    <w:p>
-      <w:pPr>
-        <w:pStyle w:val="ListBullet"/>
-      </w:pPr>
-      <w:r>
-        <w:t>Seleccione un producto y agrégalo al carrito cuando lo quiera comprar.</w:t>
-      </w:r>
-    </w:p>
-    <w:p>
-      <w:pPr>
-        <w:pStyle w:val="ListBullet"/>
-      </w:pPr>
-      <w:r>
-        <w:t>Revise los productos agregados antes de confirmar la compra.</w:t>
-      </w:r>
-    </w:p>
-    <w:p>
-      <w:pPr>
-        <w:pStyle w:val="ListBullet"/>
-      </w:pPr>
-      <w:r>
-        <w:t>Modifique cantidades o elimine artículos si cambió de opinión.</w:t>
-      </w:r>
-    </w:p>
-    <w:p>
-      <w:pPr>
-        <w:pStyle w:val="ListBullet"/>
-      </w:pPr>
-      <w:r>
-        <w:t>Use favoritos cuando quiera guardar un producto para revisarlo más tarde.</w:t>
-      </w:r>
-    </w:p>
-    <w:p>
-      <w:pPr>
-        <w:pStyle w:val="ListBullet"/>
-      </w:pPr>
-      <w:r>
-        <w:t>Confirme la compra solo cuando esté seguro de los productos, cantidades y total.</w:t>
-      </w:r>
-    </w:p>
-    <w:p>
-      <w:pPr>
-        <w:pStyle w:val="ListBullet"/>
-      </w:pPr>
-      <w:r>
-        <w:t>Revise la sección de pedidos para ver el estado del proceso de compra.</w:t>
-      </w:r>
-    </w:p>
-    <w:p>
-      <w:pPr>
-        <w:pStyle w:val="Heading1"/>
-      </w:pPr>
-      <w:r>
-        <w:t>9. Personalización y cotizaciones</w:t>
-      </w:r>
-    </w:p>
-    <w:p>
-      <w:pPr>
-        <w:pStyle w:val="ListBullet"/>
-      </w:pPr>
-      <w:r>
-        <w:t>Acceda a la pantalla de personalización para modificar un producto con vista 3D.</w:t>
-      </w:r>
-    </w:p>
-    <w:p>
-      <w:pPr>
-        <w:pStyle w:val="ListBullet"/>
-      </w:pPr>
-      <w:r>
-        <w:t>Use los botones '-' y '+' para ajustar el zoom, y el botón de rotación para iniciar o detener la rotación automática.</w:t>
-      </w:r>
-    </w:p>
-    <w:p>
-      <w:pPr>
-        <w:pStyle w:val="ListBullet"/>
-      </w:pPr>
-      <w:r>
-        <w:t>Active la pantalla completa para ver el diseño en modo ampliado.</w:t>
-      </w:r>
-    </w:p>
-    <w:p>
-      <w:pPr>
-        <w:pStyle w:val="ListBullet"/>
-      </w:pPr>
-      <w:r>
-        <w:t>Cambie los colores de Interior, Base, Exterior y Asa con los selectores de color.</w:t>
-      </w:r>
-    </w:p>
-    <w:p>
-      <w:pPr>
-        <w:pStyle w:val="ListBullet"/>
-      </w:pPr>
-      <w:r>
-        <w:t>Use 'Agregar texto' para abrir el editor de texto, seleccione fuente, tamaño y color y confirme con 'Aplicar texto'.</w:t>
-      </w:r>
-    </w:p>
-    <w:p>
-      <w:pPr>
-        <w:pStyle w:val="ListBullet"/>
-      </w:pPr>
-      <w:r>
-        <w:t>Use 'Elegir archivo' para subir una textura propia en JPG, PNG o GIF de hasta 25MB.</w:t>
-      </w:r>
-    </w:p>
-    <w:p>
-      <w:pPr>
-        <w:pStyle w:val="ListBullet"/>
-      </w:pPr>
-      <w:r>
-        <w:t>Use los controles de posición para mover la textura cargada arriba, abajo, izquierda o derecha.</w:t>
-      </w:r>
-    </w:p>
-    <w:p>
-      <w:pPr>
-        <w:pStyle w:val="ListBullet"/>
-      </w:pPr>
-      <w:r>
-        <w:t>Use los botones de escala para aumentar o disminuir el tamaño de la textura cargada.</w:t>
-      </w:r>
-    </w:p>
-    <w:p>
-      <w:pPr>
-        <w:pStyle w:val="ListBullet"/>
-      </w:pPr>
-      <w:r>
-        <w:t>Use 'Limpiar' para eliminar la textura actual y volver a los colores básicos.</w:t>
-      </w:r>
-    </w:p>
-    <w:p>
-      <w:pPr>
-        <w:pStyle w:val="ListBullet"/>
-      </w:pPr>
-      <w:r>
-        <w:t>Complete el campo 'Nombre del diseño para la cotización' y 'Notas para la cotización' antes de cotizar.</w:t>
-      </w:r>
-    </w:p>
-    <w:p>
-      <w:pPr>
-        <w:pStyle w:val="ListBullet"/>
-      </w:pPr>
-      <w:r>
-        <w:t>Presione 'Cotizar producto' para generar una cotización basada en el diseño actual.</w:t>
-      </w:r>
-    </w:p>
-    <w:p>
-      <w:pPr>
-        <w:pStyle w:val="ListBullet"/>
-      </w:pPr>
-      <w:r>
-        <w:t>Use 'Guardar diseño' para conservar el diseño en la lista de diseños guardados.</w:t>
-      </w:r>
-    </w:p>
-    <w:p>
-      <w:pPr>
-        <w:pStyle w:val="ListBullet"/>
-      </w:pPr>
-      <w:r>
-        <w:t>Use 'Compartir' para copiar un enlace e invitar a otra persona a ver el diseño.</w:t>
-      </w:r>
-    </w:p>
-    <w:p>
-      <w:pPr>
-        <w:pStyle w:val="ListBullet"/>
-      </w:pPr>
-      <w:r>
-        <w:t>Si no está autenticado, el sistema muestra un aviso y redirige al login conservando el diseño.</w:t>
-      </w:r>
-    </w:p>
-    <w:p>
-      <w:pPr>
-        <w:pStyle w:val="Heading1"/>
-      </w:pPr>
-      <w:r>
-        <w:t>10. Restricciones y responsabilidades del rol</w:t>
-      </w:r>
-    </w:p>
-    <w:p>
-      <w:r>
-        <w:t>El auxiliar apoya la operación de la tienda revisando órdenes, colaborando en gestión limitada y ayudando a mantener organizada la información.</w:t>
-      </w:r>
-    </w:p>
-    <w:p>
-      <w:pPr>
-        <w:pStyle w:val="ListBullet"/>
-      </w:pPr>
-      <w:r>
-        <w:t>Puede revisar información relevante del sistema y colaborar con tareas administrativas básicas.</w:t>
-      </w:r>
-    </w:p>
-    <w:p>
-      <w:pPr>
-        <w:pStyle w:val="ListBullet"/>
-      </w:pPr>
-      <w:r>
-        <w:t>Debe evitar cambios críticos como eliminar usuarios o modificar datos sensibles sin autorización.</w:t>
-      </w:r>
-    </w:p>
-    <w:p>
-      <w:pPr>
-        <w:pStyle w:val="ListBullet"/>
-      </w:pPr>
-      <w:r>
-        <w:t>Su función es apoyar, no tomar decisiones de alto impacto sin supervisión.</w:t>
+        <w:t>Su función es apoyar operaciones diarias, no asumir la administración completa del sistema.</w:t>
       </w:r>
     </w:p>
     <w:p>
@@ -2526,7 +2454,7 @@
           </w:tcPr>
           <w:p>
             <w:r>
-              <w:t>Apoyar tareas administrativas básicas y revisar operaciones</w:t>
+              <w:t>Revisar pedidos, mantener catálogo básico y atender soporte con permisos limitados</w:t>
             </w:r>
           </w:p>
         </w:tc>
@@ -2536,7 +2464,7 @@
           </w:tcPr>
           <w:p>
             <w:r>
-              <w:t>Tiene acceso de apoyo, pero no debe realizar cambios críticos</w:t>
+              <w:t>Tiene acceso de apoyo, pero no gestiona usuarios ni elimina registros</w:t>
             </w:r>
           </w:p>
         </w:tc>
@@ -2558,7 +2486,7 @@
           </w:tcPr>
           <w:p>
             <w:r>
-              <w:t>Gestionar productos, categorías, usuarios, pedidos y soporte</w:t>
+              <w:t>Gestionar productos, categorías, usuarios, pedidos, cotizaciones y soporte</w:t>
             </w:r>
           </w:p>
         </w:tc>
@@ -2680,7 +2608,7 @@
     </w:p>
     <w:p>
       <w:r>
-        <w:t>Puede apoyar con revisiones, consultas, gestión de pedidos y tareas limitadas del sistema.</w:t>
+        <w:t>Puede revisar y actualizar pedidos, mantener el catálogo básico y atender soporte, pero no eliminar ni administrar usuarios.</w:t>
       </w:r>
     </w:p>
     <w:p>
@@ -2693,7 +2621,7 @@
     </w:p>
     <w:p>
       <w:r>
-        <w:t>Solo si tiene autorización y el procedimiento lo permite; su rol es de apoyo, no de administración completa.</w:t>
+        <w:t>Sí, dentro del alcance limitado del rol, pero no puede eliminarlos ni gestionar usuarios o cotizaciones.</w:t>
       </w:r>
     </w:p>
     <w:p>

--- a/Docs/documentacion final/Manuales de usuario/Manual_Usuario_YESA_Auxiliar.docx
+++ b/Docs/documentacion final/Manuales de usuario/Manual_Usuario_YESA_Auxiliar.docx
@@ -597,6 +597,11 @@
       </w:r>
     </w:p>
     <w:p>
+      <w:r>
+        <w:t>URL de la pantalla: /login</w:t>
+      </w:r>
+    </w:p>
+    <w:p>
       <w:pPr>
         <w:pStyle w:val="ListBullet"/>
       </w:pPr>
@@ -666,6 +671,11 @@
       </w:r>
     </w:p>
     <w:p>
+      <w:r>
+        <w:t>URL de la pantalla: /login</w:t>
+      </w:r>
+    </w:p>
+    <w:p>
       <w:pPr>
         <w:pStyle w:val="ListBullet"/>
       </w:pPr>
@@ -743,6 +753,11 @@
       </w:r>
     </w:p>
     <w:p>
+      <w:r>
+        <w:t>URL de la pantalla: /register</w:t>
+      </w:r>
+    </w:p>
+    <w:p>
       <w:pPr>
         <w:pStyle w:val="ListBullet"/>
       </w:pPr>
@@ -852,6 +867,11 @@
       </w:r>
     </w:p>
     <w:p>
+      <w:r>
+        <w:t>URL de la pantalla: /</w:t>
+      </w:r>
+    </w:p>
+    <w:p>
       <w:pPr>
         <w:pStyle w:val="ListBullet"/>
       </w:pPr>
@@ -920,7 +940,7 @@
         <w:pStyle w:val="ListBullet"/>
       </w:pPr>
       <w:r>
-        <w:t>Los auxiliares ven el menú 'Administración' con accesos a Dashboard, Pedidos, Categorías, Subcategorías, Productos y Soporte, pero con alcance limitado.</w:t>
+        <w:t>Los auxiliares ven el menú 'Administración' con accesos a Dashboard, Pedidos, Categorías, Subcategorías, Productos y Soporte, pero con permisos limitados.</w:t>
       </w:r>
     </w:p>
     <w:p>
@@ -961,6 +981,11 @@
       </w:r>
     </w:p>
     <w:p>
+      <w:r>
+        <w:t>URL de la pantalla: /</w:t>
+      </w:r>
+    </w:p>
+    <w:p>
       <w:pPr>
         <w:pStyle w:val="ListBullet"/>
       </w:pPr>
@@ -1038,6 +1063,11 @@
       </w:r>
     </w:p>
     <w:p>
+      <w:r>
+        <w:t>URL de la pantalla: /producto/:id</w:t>
+      </w:r>
+    </w:p>
+    <w:p>
       <w:pPr>
         <w:pStyle w:val="ListBullet"/>
       </w:pPr>
@@ -1107,6 +1137,11 @@
       </w:r>
     </w:p>
     <w:p>
+      <w:r>
+        <w:t>URL de la pantalla: /carrito</w:t>
+      </w:r>
+    </w:p>
+    <w:p>
       <w:pPr>
         <w:pStyle w:val="ListBullet"/>
       </w:pPr>
@@ -1192,6 +1227,11 @@
       </w:r>
     </w:p>
     <w:p>
+      <w:r>
+        <w:t>URL de la pantalla: /checkout</w:t>
+      </w:r>
+    </w:p>
+    <w:p>
       <w:pPr>
         <w:pStyle w:val="ListBullet"/>
       </w:pPr>
@@ -1269,6 +1309,11 @@
       </w:r>
     </w:p>
     <w:p>
+      <w:r>
+        <w:t>URL de la pantalla: /personalizar</w:t>
+      </w:r>
+    </w:p>
+    <w:p>
       <w:pPr>
         <w:pStyle w:val="ListBullet"/>
       </w:pPr>
@@ -1426,6 +1471,11 @@
       </w:r>
     </w:p>
     <w:p>
+      <w:r>
+        <w:t>URL de la pantalla: /favoritos</w:t>
+      </w:r>
+    </w:p>
+    <w:p>
       <w:pPr>
         <w:pStyle w:val="ListBullet"/>
       </w:pPr>
@@ -1463,6 +1513,11 @@
       </w:r>
     </w:p>
     <w:p>
+      <w:r>
+        <w:t>URL de la pantalla: /mis-pedidos</w:t>
+      </w:r>
+    </w:p>
+    <w:p>
       <w:pPr>
         <w:pStyle w:val="ListBullet"/>
       </w:pPr>
@@ -1500,6 +1555,11 @@
       </w:r>
     </w:p>
     <w:p>
+      <w:r>
+        <w:t>URL de la pantalla: /mis-cotizaciones</w:t>
+      </w:r>
+    </w:p>
+    <w:p>
       <w:pPr>
         <w:pStyle w:val="ListBullet"/>
       </w:pPr>
@@ -1553,6 +1613,11 @@
       </w:r>
     </w:p>
     <w:p>
+      <w:r>
+        <w:t>URL de la pantalla: /mis-consultas</w:t>
+      </w:r>
+    </w:p>
+    <w:p>
       <w:pPr>
         <w:pStyle w:val="ListBullet"/>
       </w:pPr>
@@ -1606,6 +1671,11 @@
       </w:r>
     </w:p>
     <w:p>
+      <w:r>
+        <w:t>URL de la pantalla: /disenos-guardados</w:t>
+      </w:r>
+    </w:p>
+    <w:p>
       <w:pPr>
         <w:pStyle w:val="ListBullet"/>
       </w:pPr>
@@ -1683,6 +1753,11 @@
       </w:r>
     </w:p>
     <w:p>
+      <w:r>
+        <w:t>URL de la pantalla: /perfil</w:t>
+      </w:r>
+    </w:p>
+    <w:p>
       <w:pPr>
         <w:pStyle w:val="ListBullet"/>
       </w:pPr>
@@ -1760,6 +1835,11 @@
       </w:r>
     </w:p>
     <w:p>
+      <w:r>
+        <w:t>URL de la pantalla: /admin/dashboard</w:t>
+      </w:r>
+    </w:p>
+    <w:p>
       <w:pPr>
         <w:pStyle w:val="ListBullet"/>
       </w:pPr>
@@ -1805,6 +1885,11 @@
       </w:r>
     </w:p>
     <w:p>
+      <w:r>
+        <w:t>URL de la pantalla: /admin/pedidos</w:t>
+      </w:r>
+    </w:p>
+    <w:p>
       <w:pPr>
         <w:pStyle w:val="ListBullet"/>
       </w:pPr>
@@ -1866,6 +1951,11 @@
       </w:r>
     </w:p>
     <w:p>
+      <w:r>
+        <w:t>URL de la pantalla: /admin/categorias</w:t>
+      </w:r>
+    </w:p>
+    <w:p>
       <w:pPr>
         <w:pStyle w:val="ListBullet"/>
       </w:pPr>
@@ -1972,6 +2062,11 @@
       </w:r>
     </w:p>
     <w:p>
+      <w:r>
+        <w:t>URL de la pantalla: /admin/productos</w:t>
+      </w:r>
+    </w:p>
+    <w:p>
       <w:pPr>
         <w:pStyle w:val="ListBullet"/>
       </w:pPr>
@@ -2030,6 +2125,11 @@
     <w:p>
       <w:r>
         <w:t>La sección de soporte permite revisar mensajes recibidos y responderlos desde la plataforma, dentro del alcance del rol de apoyo.</w:t>
+      </w:r>
+    </w:p>
+    <w:p>
+      <w:r>
+        <w:t>URL de la pantalla: /admin/contactos</w:t>
       </w:r>
     </w:p>
     <w:p>
